--- a/Y3/T2/Network Security/Lab/MOD12-13-14/GNS3/Answer/16.3.12 Lab - Examining Telnet and SSH in Wireshark.docx
+++ b/Y3/T2/Network Security/Lab/MOD12-13-14/GNS3/Answer/16.3.12 Lab - Examining Telnet and SSH in Wireshark.docx
@@ -1,6 +1,6 @@
 
 <file path=word/document.xml><?xml version="1.0" encoding="utf-8"?>
-<w:document xmlns:wpc="http://schemas.microsoft.com/office/word/2010/wordprocessingCanvas" xmlns:cx="http://schemas.microsoft.com/office/drawing/2014/chartex" xmlns:cx1="http://schemas.microsoft.com/office/drawing/2015/9/8/chartex" xmlns:cx2="http://schemas.microsoft.com/office/drawing/2015/10/21/chartex" xmlns:cx3="http://schemas.microsoft.com/office/drawing/2016/5/9/chartex" xmlns:cx4="http://schemas.microsoft.com/office/drawing/2016/5/10/chartex" xmlns:cx5="http://schemas.microsoft.com/office/drawing/2016/5/11/chartex" xmlns:cx6="http://schemas.microsoft.com/office/drawing/2016/5/12/chartex" xmlns:cx7="http://schemas.microsoft.com/office/drawing/2016/5/13/chartex" xmlns:cx8="http://schemas.microsoft.com/office/drawing/2016/5/14/chartex" xmlns:mc="http://schemas.openxmlformats.org/markup-compatibility/2006" xmlns:aink="http://schemas.microsoft.com/office/drawing/2016/ink" xmlns:am3d="http://schemas.microsoft.com/office/drawing/2017/model3d" xmlns:o="urn:schemas-microsoft-com:office:office" xmlns:r="http://schemas.openxmlformats.org/officeDocument/2006/relationships" xmlns:m="http://schemas.openxmlformats.org/officeDocument/2006/math" xmlns:v="urn:schemas-microsoft-com:vml" xmlns:wp14="http://schemas.microsoft.com/office/word/2010/wordprocessingDrawing" xmlns:wp="http://schemas.openxmlformats.org/drawingml/2006/wordprocessingDrawing" xmlns:w10="urn:schemas-microsoft-com:office:word" xmlns:w="http://schemas.openxmlformats.org/wordprocessingml/2006/main" xmlns:w14="http://schemas.microsoft.com/office/word/2010/wordml" xmlns:w15="http://schemas.microsoft.com/office/word/2012/wordml" xmlns:w16cex="http://schemas.microsoft.com/office/word/2018/wordml/cex" xmlns:w16cid="http://schemas.microsoft.com/office/word/2016/wordml/cid" xmlns:w16="http://schemas.microsoft.com/office/word/2018/wordml" xmlns:w16se="http://schemas.microsoft.com/office/word/2015/wordml/symex" xmlns:wpg="http://schemas.microsoft.com/office/word/2010/wordprocessingGroup" xmlns:wpi="http://schemas.microsoft.com/office/word/2010/wordprocessingInk" xmlns:wne="http://schemas.microsoft.com/office/word/2006/wordml" xmlns:wps="http://schemas.microsoft.com/office/word/2010/wordprocessingShape" mc:Ignorable="w14 w15 w16se w16cid w16 w16cex wp14">
+<w:document xmlns:wpc="http://schemas.microsoft.com/office/word/2010/wordprocessingCanvas" xmlns:cx="http://schemas.microsoft.com/office/drawing/2014/chartex" xmlns:cx1="http://schemas.microsoft.com/office/drawing/2015/9/8/chartex" xmlns:cx2="http://schemas.microsoft.com/office/drawing/2015/10/21/chartex" xmlns:cx3="http://schemas.microsoft.com/office/drawing/2016/5/9/chartex" xmlns:cx4="http://schemas.microsoft.com/office/drawing/2016/5/10/chartex" xmlns:cx5="http://schemas.microsoft.com/office/drawing/2016/5/11/chartex" xmlns:cx6="http://schemas.microsoft.com/office/drawing/2016/5/12/chartex" xmlns:cx7="http://schemas.microsoft.com/office/drawing/2016/5/13/chartex" xmlns:cx8="http://schemas.microsoft.com/office/drawing/2016/5/14/chartex" xmlns:mc="http://schemas.openxmlformats.org/markup-compatibility/2006" xmlns:aink="http://schemas.microsoft.com/office/drawing/2016/ink" xmlns:am3d="http://schemas.microsoft.com/office/drawing/2017/model3d" xmlns:o="urn:schemas-microsoft-com:office:office" xmlns:oel="http://schemas.microsoft.com/office/2019/extlst" xmlns:r="http://schemas.openxmlformats.org/officeDocument/2006/relationships" xmlns:m="http://schemas.openxmlformats.org/officeDocument/2006/math" xmlns:v="urn:schemas-microsoft-com:vml" xmlns:wp14="http://schemas.microsoft.com/office/word/2010/wordprocessingDrawing" xmlns:wp="http://schemas.openxmlformats.org/drawingml/2006/wordprocessingDrawing" xmlns:w10="urn:schemas-microsoft-com:office:word" xmlns:w="http://schemas.openxmlformats.org/wordprocessingml/2006/main" xmlns:w14="http://schemas.microsoft.com/office/word/2010/wordml" xmlns:w15="http://schemas.microsoft.com/office/word/2012/wordml" xmlns:w16cex="http://schemas.microsoft.com/office/word/2018/wordml/cex" xmlns:w16cid="http://schemas.microsoft.com/office/word/2016/wordml/cid" xmlns:w16="http://schemas.microsoft.com/office/word/2018/wordml" xmlns:w16du="http://schemas.microsoft.com/office/word/2023/wordml/word16du" xmlns:w16sdtdh="http://schemas.microsoft.com/office/word/2020/wordml/sdtdatahash" xmlns:w16sdtfl="http://schemas.microsoft.com/office/word/2024/wordml/sdtformatlock" xmlns:w16se="http://schemas.microsoft.com/office/word/2015/wordml/symex" xmlns:wpg="http://schemas.microsoft.com/office/word/2010/wordprocessingGroup" xmlns:wpi="http://schemas.microsoft.com/office/word/2010/wordprocessingInk" xmlns:wne="http://schemas.microsoft.com/office/word/2006/wordml" xmlns:wps="http://schemas.microsoft.com/office/word/2010/wordprocessingShape" mc:Ignorable="w14 w15 w16se w16cid w16 w16cex w16sdtdh w16sdtfl w16du wp14">
   <w:body>
     <w:p>
       <w:pPr>
@@ -36,6 +36,9 @@
           <w:r>
             <w:t>Lab - Examining Telnet and SSH in Wireshark</w:t>
           </w:r>
+          <w:r>
+            <w:t xml:space="preserve"> ( THY DAYUTH )</w:t>
+          </w:r>
         </w:sdtContent>
       </w:sdt>
     </w:p>
@@ -187,21 +190,25 @@
       <w:r>
         <w:t xml:space="preserve"> Workstation VM and log in with username </w:t>
       </w:r>
+      <w:proofErr w:type="spellStart"/>
       <w:r>
         <w:rPr>
           <w:b/>
         </w:rPr>
         <w:t>sec_admin</w:t>
       </w:r>
+      <w:proofErr w:type="spellEnd"/>
       <w:r>
         <w:t xml:space="preserve"> and password </w:t>
       </w:r>
+      <w:proofErr w:type="spellStart"/>
       <w:r>
         <w:rPr>
           <w:b/>
         </w:rPr>
         <w:t>net_secPW</w:t>
       </w:r>
+      <w:proofErr w:type="spellEnd"/>
       <w:r>
         <w:t>.</w:t>
       </w:r>
@@ -222,11 +229,16 @@
       <w:r>
         <w:t>[</w:t>
       </w:r>
+      <w:proofErr w:type="spellStart"/>
       <w:r>
         <w:t>sec_admin</w:t>
       </w:r>
       <w:r>
-        <w:t xml:space="preserve">@secOps </w:t>
+        <w:t>@secOps</w:t>
+      </w:r>
+      <w:proofErr w:type="spellEnd"/>
+      <w:r>
+        <w:t xml:space="preserve"> </w:t>
       </w:r>
       <w:r>
         <w:t>~</w:t>
@@ -234,12 +246,14 @@
       <w:r>
         <w:t xml:space="preserve">]$ </w:t>
       </w:r>
+      <w:proofErr w:type="spellStart"/>
       <w:r>
         <w:rPr>
           <w:b/>
         </w:rPr>
         <w:t>wireshark</w:t>
       </w:r>
+      <w:proofErr w:type="spellEnd"/>
       <w:r>
         <w:rPr>
           <w:b/>
@@ -271,21 +285,25 @@
       <w:r>
         <w:t xml:space="preserve">Open another terminal window. Start a Telnet session to the localhost. Enter username </w:t>
       </w:r>
+      <w:proofErr w:type="spellStart"/>
       <w:r>
         <w:rPr>
           <w:b/>
         </w:rPr>
         <w:t>sec_admin</w:t>
       </w:r>
+      <w:proofErr w:type="spellEnd"/>
       <w:r>
         <w:t xml:space="preserve"> and password </w:t>
       </w:r>
+      <w:proofErr w:type="spellStart"/>
       <w:r>
         <w:rPr>
           <w:b/>
         </w:rPr>
         <w:t>net_secPW</w:t>
       </w:r>
+      <w:proofErr w:type="spellEnd"/>
       <w:r>
         <w:t xml:space="preserve"> when prompted. Note that it may take several minutes for the “connected to localhost” and login prompt to appear.</w:t>
       </w:r>
@@ -295,8 +313,13 @@
         <w:pStyle w:val="CMD"/>
       </w:pPr>
       <w:r>
-        <w:t>[sec_admin@secOps</w:t>
-      </w:r>
+        <w:t>[</w:t>
+      </w:r>
+      <w:proofErr w:type="spellStart"/>
+      <w:r>
+        <w:t>sec_admin@secOps</w:t>
+      </w:r>
+      <w:proofErr w:type="spellEnd"/>
       <w:r>
         <w:t xml:space="preserve"> ~</w:t>
       </w:r>
@@ -358,8 +381,13 @@
         <w:pStyle w:val="CMDOutput"/>
       </w:pPr>
       <w:r>
-        <w:t>login: sec_admin</w:t>
-      </w:r>
+        <w:t xml:space="preserve">login: </w:t>
+      </w:r>
+      <w:proofErr w:type="spellStart"/>
+      <w:r>
+        <w:t>sec_admin</w:t>
+      </w:r>
+      <w:proofErr w:type="spellEnd"/>
     </w:p>
     <w:p>
       <w:pPr>
@@ -382,7 +410,15 @@
         <w:pStyle w:val="CMDOutput"/>
       </w:pPr>
       <w:r>
-        <w:t>[sec_admin@secOps ~]$</w:t>
+        <w:t>[</w:t>
+      </w:r>
+      <w:proofErr w:type="spellStart"/>
+      <w:r>
+        <w:t>sec_admin@secOps</w:t>
+      </w:r>
+      <w:proofErr w:type="spellEnd"/>
+      <w:r>
+        <w:t xml:space="preserve"> ~]$</w:t>
       </w:r>
     </w:p>
     <w:p>
@@ -604,7 +640,6 @@
         <w:pStyle w:val="SubStepAlpha"/>
       </w:pPr>
       <w:r>
-        <w:lastRenderedPageBreak/>
         <w:t xml:space="preserve">After you have finished reviewing your Telnet session in the </w:t>
       </w:r>
       <w:r>
@@ -659,11 +694,16 @@
       <w:r>
         <w:t>[</w:t>
       </w:r>
+      <w:proofErr w:type="spellStart"/>
       <w:r>
         <w:t>sec_admin</w:t>
       </w:r>
       <w:r>
-        <w:t xml:space="preserve">@secOps ~]$ </w:t>
+        <w:t>@secOps</w:t>
+      </w:r>
+      <w:proofErr w:type="spellEnd"/>
+      <w:r>
+        <w:t xml:space="preserve"> ~]$ </w:t>
       </w:r>
       <w:r>
         <w:rPr>
@@ -742,12 +782,14 @@
       <w:r>
         <w:t xml:space="preserve"> to continue connecting. Enter the </w:t>
       </w:r>
+      <w:proofErr w:type="spellStart"/>
       <w:r>
         <w:rPr>
           <w:b/>
         </w:rPr>
         <w:t>net_secPW</w:t>
       </w:r>
+      <w:proofErr w:type="spellEnd"/>
       <w:r>
         <w:rPr>
           <w:b/>
@@ -768,11 +810,16 @@
       <w:r>
         <w:t>[</w:t>
       </w:r>
+      <w:proofErr w:type="spellStart"/>
       <w:r>
         <w:t>sec_admin</w:t>
       </w:r>
       <w:r>
-        <w:t xml:space="preserve">@secOps ~]$ </w:t>
+        <w:t>@secOps</w:t>
+      </w:r>
+      <w:proofErr w:type="spellEnd"/>
+      <w:r>
+        <w:t xml:space="preserve"> ~]$ </w:t>
       </w:r>
       <w:r>
         <w:rPr>
@@ -824,11 +871,16 @@
       <w:pPr>
         <w:pStyle w:val="CMDOutput"/>
       </w:pPr>
+      <w:proofErr w:type="spellStart"/>
       <w:r>
         <w:t>sec_admin</w:t>
       </w:r>
       <w:r>
-        <w:t xml:space="preserve">@localhost's password: </w:t>
+        <w:t>@localhost's</w:t>
+      </w:r>
+      <w:proofErr w:type="spellEnd"/>
+      <w:r>
+        <w:t xml:space="preserve"> password: </w:t>
       </w:r>
     </w:p>
     <w:p>
@@ -926,7 +978,6 @@
         <w:keepNext/>
       </w:pPr>
       <w:r>
-        <w:lastRenderedPageBreak/>
         <w:t xml:space="preserve">Examine the </w:t>
       </w:r>
       <w:r>
@@ -1035,9 +1086,21 @@
     <w:p>
       <w:pPr>
         <w:pStyle w:val="AnswerLineL25"/>
-      </w:pPr>
-      <w:r>
-        <w:t>Type your answers here.</w:t>
+        <w:rPr>
+          <w:color w:val="EE0000"/>
+        </w:rPr>
+      </w:pPr>
+      <w:r>
+        <w:rPr>
+          <w:color w:val="EE0000"/>
+        </w:rPr>
+        <w:t>SSH is preferred over Telnet because SSH encrypts all transmitted data (including usernames and passwords) while Telnet sends everything in plaintext, making it vulnerable to packet capture and credential theft</w:t>
+      </w:r>
+      <w:r>
+        <w:rPr>
+          <w:color w:val="EE0000"/>
+        </w:rPr>
+        <w:t>.</w:t>
       </w:r>
     </w:p>
     <w:p>
@@ -1064,7 +1127,7 @@
 </file>
 
 <file path=word/endnotes.xml><?xml version="1.0" encoding="utf-8"?>
-<w:endnotes xmlns:wpc="http://schemas.microsoft.com/office/word/2010/wordprocessingCanvas" xmlns:cx="http://schemas.microsoft.com/office/drawing/2014/chartex" xmlns:cx1="http://schemas.microsoft.com/office/drawing/2015/9/8/chartex" xmlns:cx2="http://schemas.microsoft.com/office/drawing/2015/10/21/chartex" xmlns:cx3="http://schemas.microsoft.com/office/drawing/2016/5/9/chartex" xmlns:cx4="http://schemas.microsoft.com/office/drawing/2016/5/10/chartex" xmlns:cx5="http://schemas.microsoft.com/office/drawing/2016/5/11/chartex" xmlns:cx6="http://schemas.microsoft.com/office/drawing/2016/5/12/chartex" xmlns:cx7="http://schemas.microsoft.com/office/drawing/2016/5/13/chartex" xmlns:cx8="http://schemas.microsoft.com/office/drawing/2016/5/14/chartex" xmlns:mc="http://schemas.openxmlformats.org/markup-compatibility/2006" xmlns:aink="http://schemas.microsoft.com/office/drawing/2016/ink" xmlns:am3d="http://schemas.microsoft.com/office/drawing/2017/model3d" xmlns:o="urn:schemas-microsoft-com:office:office" xmlns:r="http://schemas.openxmlformats.org/officeDocument/2006/relationships" xmlns:m="http://schemas.openxmlformats.org/officeDocument/2006/math" xmlns:v="urn:schemas-microsoft-com:vml" xmlns:wp14="http://schemas.microsoft.com/office/word/2010/wordprocessingDrawing" xmlns:wp="http://schemas.openxmlformats.org/drawingml/2006/wordprocessingDrawing" xmlns:w10="urn:schemas-microsoft-com:office:word" xmlns:w="http://schemas.openxmlformats.org/wordprocessingml/2006/main" xmlns:w14="http://schemas.microsoft.com/office/word/2010/wordml" xmlns:w15="http://schemas.microsoft.com/office/word/2012/wordml" xmlns:w16cex="http://schemas.microsoft.com/office/word/2018/wordml/cex" xmlns:w16cid="http://schemas.microsoft.com/office/word/2016/wordml/cid" xmlns:w16="http://schemas.microsoft.com/office/word/2018/wordml" xmlns:w16se="http://schemas.microsoft.com/office/word/2015/wordml/symex" xmlns:wpg="http://schemas.microsoft.com/office/word/2010/wordprocessingGroup" xmlns:wpi="http://schemas.microsoft.com/office/word/2010/wordprocessingInk" xmlns:wne="http://schemas.microsoft.com/office/word/2006/wordml" xmlns:wps="http://schemas.microsoft.com/office/word/2010/wordprocessingShape" mc:Ignorable="w14 w15 w16se w16cid w16 w16cex wp14">
+<w:endnotes xmlns:wpc="http://schemas.microsoft.com/office/word/2010/wordprocessingCanvas" xmlns:cx="http://schemas.microsoft.com/office/drawing/2014/chartex" xmlns:cx1="http://schemas.microsoft.com/office/drawing/2015/9/8/chartex" xmlns:cx2="http://schemas.microsoft.com/office/drawing/2015/10/21/chartex" xmlns:cx3="http://schemas.microsoft.com/office/drawing/2016/5/9/chartex" xmlns:cx4="http://schemas.microsoft.com/office/drawing/2016/5/10/chartex" xmlns:cx5="http://schemas.microsoft.com/office/drawing/2016/5/11/chartex" xmlns:cx6="http://schemas.microsoft.com/office/drawing/2016/5/12/chartex" xmlns:cx7="http://schemas.microsoft.com/office/drawing/2016/5/13/chartex" xmlns:cx8="http://schemas.microsoft.com/office/drawing/2016/5/14/chartex" xmlns:mc="http://schemas.openxmlformats.org/markup-compatibility/2006" xmlns:aink="http://schemas.microsoft.com/office/drawing/2016/ink" xmlns:am3d="http://schemas.microsoft.com/office/drawing/2017/model3d" xmlns:o="urn:schemas-microsoft-com:office:office" xmlns:oel="http://schemas.microsoft.com/office/2019/extlst" xmlns:r="http://schemas.openxmlformats.org/officeDocument/2006/relationships" xmlns:m="http://schemas.openxmlformats.org/officeDocument/2006/math" xmlns:v="urn:schemas-microsoft-com:vml" xmlns:wp14="http://schemas.microsoft.com/office/word/2010/wordprocessingDrawing" xmlns:wp="http://schemas.openxmlformats.org/drawingml/2006/wordprocessingDrawing" xmlns:w10="urn:schemas-microsoft-com:office:word" xmlns:w="http://schemas.openxmlformats.org/wordprocessingml/2006/main" xmlns:w14="http://schemas.microsoft.com/office/word/2010/wordml" xmlns:w15="http://schemas.microsoft.com/office/word/2012/wordml" xmlns:w16cex="http://schemas.microsoft.com/office/word/2018/wordml/cex" xmlns:w16cid="http://schemas.microsoft.com/office/word/2016/wordml/cid" xmlns:w16="http://schemas.microsoft.com/office/word/2018/wordml" xmlns:w16du="http://schemas.microsoft.com/office/word/2023/wordml/word16du" xmlns:w16sdtdh="http://schemas.microsoft.com/office/word/2020/wordml/sdtdatahash" xmlns:w16sdtfl="http://schemas.microsoft.com/office/word/2024/wordml/sdtformatlock" xmlns:w16se="http://schemas.microsoft.com/office/word/2015/wordml/symex" xmlns:wpg="http://schemas.microsoft.com/office/word/2010/wordprocessingGroup" xmlns:wpi="http://schemas.microsoft.com/office/word/2010/wordprocessingInk" xmlns:wne="http://schemas.microsoft.com/office/word/2006/wordml" xmlns:wps="http://schemas.microsoft.com/office/word/2010/wordprocessingShape" mc:Ignorable="w14 w15 w16se w16cid w16 w16cex w16sdtdh w16sdtfl w16du wp14">
   <w:endnote w:type="separator" w:id="-1">
     <w:p>
       <w:pPr>
@@ -1091,7 +1154,7 @@
 </file>
 
 <file path=word/footer1.xml><?xml version="1.0" encoding="utf-8"?>
-<w:ftr xmlns:wpc="http://schemas.microsoft.com/office/word/2010/wordprocessingCanvas" xmlns:cx="http://schemas.microsoft.com/office/drawing/2014/chartex" xmlns:cx1="http://schemas.microsoft.com/office/drawing/2015/9/8/chartex" xmlns:cx2="http://schemas.microsoft.com/office/drawing/2015/10/21/chartex" xmlns:cx3="http://schemas.microsoft.com/office/drawing/2016/5/9/chartex" xmlns:cx4="http://schemas.microsoft.com/office/drawing/2016/5/10/chartex" xmlns:cx5="http://schemas.microsoft.com/office/drawing/2016/5/11/chartex" xmlns:cx6="http://schemas.microsoft.com/office/drawing/2016/5/12/chartex" xmlns:cx7="http://schemas.microsoft.com/office/drawing/2016/5/13/chartex" xmlns:cx8="http://schemas.microsoft.com/office/drawing/2016/5/14/chartex" xmlns:mc="http://schemas.openxmlformats.org/markup-compatibility/2006" xmlns:aink="http://schemas.microsoft.com/office/drawing/2016/ink" xmlns:am3d="http://schemas.microsoft.com/office/drawing/2017/model3d" xmlns:o="urn:schemas-microsoft-com:office:office" xmlns:r="http://schemas.openxmlformats.org/officeDocument/2006/relationships" xmlns:m="http://schemas.openxmlformats.org/officeDocument/2006/math" xmlns:v="urn:schemas-microsoft-com:vml" xmlns:wp14="http://schemas.microsoft.com/office/word/2010/wordprocessingDrawing" xmlns:wp="http://schemas.openxmlformats.org/drawingml/2006/wordprocessingDrawing" xmlns:w10="urn:schemas-microsoft-com:office:word" xmlns:w="http://schemas.openxmlformats.org/wordprocessingml/2006/main" xmlns:w14="http://schemas.microsoft.com/office/word/2010/wordml" xmlns:w15="http://schemas.microsoft.com/office/word/2012/wordml" xmlns:w16cex="http://schemas.microsoft.com/office/word/2018/wordml/cex" xmlns:w16cid="http://schemas.microsoft.com/office/word/2016/wordml/cid" xmlns:w16="http://schemas.microsoft.com/office/word/2018/wordml" xmlns:w16se="http://schemas.microsoft.com/office/word/2015/wordml/symex" xmlns:wpg="http://schemas.microsoft.com/office/word/2010/wordprocessingGroup" xmlns:wpi="http://schemas.microsoft.com/office/word/2010/wordprocessingInk" xmlns:wne="http://schemas.microsoft.com/office/word/2006/wordml" xmlns:wps="http://schemas.microsoft.com/office/word/2010/wordprocessingShape" mc:Ignorable="w14 w15 w16se w16cid w16 w16cex wp14">
+<w:ftr xmlns:wpc="http://schemas.microsoft.com/office/word/2010/wordprocessingCanvas" xmlns:cx="http://schemas.microsoft.com/office/drawing/2014/chartex" xmlns:cx1="http://schemas.microsoft.com/office/drawing/2015/9/8/chartex" xmlns:cx2="http://schemas.microsoft.com/office/drawing/2015/10/21/chartex" xmlns:cx3="http://schemas.microsoft.com/office/drawing/2016/5/9/chartex" xmlns:cx4="http://schemas.microsoft.com/office/drawing/2016/5/10/chartex" xmlns:cx5="http://schemas.microsoft.com/office/drawing/2016/5/11/chartex" xmlns:cx6="http://schemas.microsoft.com/office/drawing/2016/5/12/chartex" xmlns:cx7="http://schemas.microsoft.com/office/drawing/2016/5/13/chartex" xmlns:cx8="http://schemas.microsoft.com/office/drawing/2016/5/14/chartex" xmlns:mc="http://schemas.openxmlformats.org/markup-compatibility/2006" xmlns:aink="http://schemas.microsoft.com/office/drawing/2016/ink" xmlns:am3d="http://schemas.microsoft.com/office/drawing/2017/model3d" xmlns:o="urn:schemas-microsoft-com:office:office" xmlns:oel="http://schemas.microsoft.com/office/2019/extlst" xmlns:r="http://schemas.openxmlformats.org/officeDocument/2006/relationships" xmlns:m="http://schemas.openxmlformats.org/officeDocument/2006/math" xmlns:v="urn:schemas-microsoft-com:vml" xmlns:wp14="http://schemas.microsoft.com/office/word/2010/wordprocessingDrawing" xmlns:wp="http://schemas.openxmlformats.org/drawingml/2006/wordprocessingDrawing" xmlns:w10="urn:schemas-microsoft-com:office:word" xmlns:w="http://schemas.openxmlformats.org/wordprocessingml/2006/main" xmlns:w14="http://schemas.microsoft.com/office/word/2010/wordml" xmlns:w15="http://schemas.microsoft.com/office/word/2012/wordml" xmlns:w16cex="http://schemas.microsoft.com/office/word/2018/wordml/cex" xmlns:w16cid="http://schemas.microsoft.com/office/word/2016/wordml/cid" xmlns:w16="http://schemas.microsoft.com/office/word/2018/wordml" xmlns:w16du="http://schemas.microsoft.com/office/word/2023/wordml/word16du" xmlns:w16sdtdh="http://schemas.microsoft.com/office/word/2020/wordml/sdtdatahash" xmlns:w16sdtfl="http://schemas.microsoft.com/office/word/2024/wordml/sdtformatlock" xmlns:w16se="http://schemas.microsoft.com/office/word/2015/wordml/symex" xmlns:wpg="http://schemas.microsoft.com/office/word/2010/wordprocessingGroup" xmlns:wpi="http://schemas.microsoft.com/office/word/2010/wordprocessingInk" xmlns:wne="http://schemas.microsoft.com/office/word/2006/wordml" xmlns:wps="http://schemas.microsoft.com/office/word/2010/wordprocessingShape" mc:Ignorable="w14 w15 w16se w16cid w16 w16cex w16sdtdh w16sdtfl w16du wp14">
   <w:p>
     <w:pPr>
       <w:pStyle w:val="Footer"/>
@@ -1113,7 +1176,6 @@
         <w:dataBinding w:prefixMappings="xmlns:ns0='http://purl.org/dc/elements/1.1/' xmlns:ns1='http://schemas.openxmlformats.org/package/2006/metadata/core-properties' " w:xpath="/ns1:coreProperties[1]/ns0:description[1]" w:storeItemID="{6C3C8BC8-F283-45AE-878A-BAB7291924A1}"/>
         <w:text w:multiLine="1"/>
       </w:sdtPr>
-      <w:sdtEndPr/>
       <w:sdtContent>
         <w:r>
           <w:t>2017</w:t>
@@ -1251,7 +1313,7 @@
 </file>
 
 <file path=word/footer2.xml><?xml version="1.0" encoding="utf-8"?>
-<w:ftr xmlns:wpc="http://schemas.microsoft.com/office/word/2010/wordprocessingCanvas" xmlns:cx="http://schemas.microsoft.com/office/drawing/2014/chartex" xmlns:cx1="http://schemas.microsoft.com/office/drawing/2015/9/8/chartex" xmlns:cx2="http://schemas.microsoft.com/office/drawing/2015/10/21/chartex" xmlns:cx3="http://schemas.microsoft.com/office/drawing/2016/5/9/chartex" xmlns:cx4="http://schemas.microsoft.com/office/drawing/2016/5/10/chartex" xmlns:cx5="http://schemas.microsoft.com/office/drawing/2016/5/11/chartex" xmlns:cx6="http://schemas.microsoft.com/office/drawing/2016/5/12/chartex" xmlns:cx7="http://schemas.microsoft.com/office/drawing/2016/5/13/chartex" xmlns:cx8="http://schemas.microsoft.com/office/drawing/2016/5/14/chartex" xmlns:mc="http://schemas.openxmlformats.org/markup-compatibility/2006" xmlns:aink="http://schemas.microsoft.com/office/drawing/2016/ink" xmlns:am3d="http://schemas.microsoft.com/office/drawing/2017/model3d" xmlns:o="urn:schemas-microsoft-com:office:office" xmlns:r="http://schemas.openxmlformats.org/officeDocument/2006/relationships" xmlns:m="http://schemas.openxmlformats.org/officeDocument/2006/math" xmlns:v="urn:schemas-microsoft-com:vml" xmlns:wp14="http://schemas.microsoft.com/office/word/2010/wordprocessingDrawing" xmlns:wp="http://schemas.openxmlformats.org/drawingml/2006/wordprocessingDrawing" xmlns:w10="urn:schemas-microsoft-com:office:word" xmlns:w="http://schemas.openxmlformats.org/wordprocessingml/2006/main" xmlns:w14="http://schemas.microsoft.com/office/word/2010/wordml" xmlns:w15="http://schemas.microsoft.com/office/word/2012/wordml" xmlns:w16cex="http://schemas.microsoft.com/office/word/2018/wordml/cex" xmlns:w16cid="http://schemas.microsoft.com/office/word/2016/wordml/cid" xmlns:w16="http://schemas.microsoft.com/office/word/2018/wordml" xmlns:w16se="http://schemas.microsoft.com/office/word/2015/wordml/symex" xmlns:wpg="http://schemas.microsoft.com/office/word/2010/wordprocessingGroup" xmlns:wpi="http://schemas.microsoft.com/office/word/2010/wordprocessingInk" xmlns:wne="http://schemas.microsoft.com/office/word/2006/wordml" xmlns:wps="http://schemas.microsoft.com/office/word/2010/wordprocessingShape" mc:Ignorable="w14 w15 w16se w16cid w16 w16cex wp14">
+<w:ftr xmlns:wpc="http://schemas.microsoft.com/office/word/2010/wordprocessingCanvas" xmlns:cx="http://schemas.microsoft.com/office/drawing/2014/chartex" xmlns:cx1="http://schemas.microsoft.com/office/drawing/2015/9/8/chartex" xmlns:cx2="http://schemas.microsoft.com/office/drawing/2015/10/21/chartex" xmlns:cx3="http://schemas.microsoft.com/office/drawing/2016/5/9/chartex" xmlns:cx4="http://schemas.microsoft.com/office/drawing/2016/5/10/chartex" xmlns:cx5="http://schemas.microsoft.com/office/drawing/2016/5/11/chartex" xmlns:cx6="http://schemas.microsoft.com/office/drawing/2016/5/12/chartex" xmlns:cx7="http://schemas.microsoft.com/office/drawing/2016/5/13/chartex" xmlns:cx8="http://schemas.microsoft.com/office/drawing/2016/5/14/chartex" xmlns:mc="http://schemas.openxmlformats.org/markup-compatibility/2006" xmlns:aink="http://schemas.microsoft.com/office/drawing/2016/ink" xmlns:am3d="http://schemas.microsoft.com/office/drawing/2017/model3d" xmlns:o="urn:schemas-microsoft-com:office:office" xmlns:oel="http://schemas.microsoft.com/office/2019/extlst" xmlns:r="http://schemas.openxmlformats.org/officeDocument/2006/relationships" xmlns:m="http://schemas.openxmlformats.org/officeDocument/2006/math" xmlns:v="urn:schemas-microsoft-com:vml" xmlns:wp14="http://schemas.microsoft.com/office/word/2010/wordprocessingDrawing" xmlns:wp="http://schemas.openxmlformats.org/drawingml/2006/wordprocessingDrawing" xmlns:w10="urn:schemas-microsoft-com:office:word" xmlns:w="http://schemas.openxmlformats.org/wordprocessingml/2006/main" xmlns:w14="http://schemas.microsoft.com/office/word/2010/wordml" xmlns:w15="http://schemas.microsoft.com/office/word/2012/wordml" xmlns:w16cex="http://schemas.microsoft.com/office/word/2018/wordml/cex" xmlns:w16cid="http://schemas.microsoft.com/office/word/2016/wordml/cid" xmlns:w16="http://schemas.microsoft.com/office/word/2018/wordml" xmlns:w16du="http://schemas.microsoft.com/office/word/2023/wordml/word16du" xmlns:w16sdtdh="http://schemas.microsoft.com/office/word/2020/wordml/sdtdatahash" xmlns:w16sdtfl="http://schemas.microsoft.com/office/word/2024/wordml/sdtformatlock" xmlns:w16se="http://schemas.microsoft.com/office/word/2015/wordml/symex" xmlns:wpg="http://schemas.microsoft.com/office/word/2010/wordprocessingGroup" xmlns:wpi="http://schemas.microsoft.com/office/word/2010/wordprocessingInk" xmlns:wne="http://schemas.microsoft.com/office/word/2006/wordml" xmlns:wps="http://schemas.microsoft.com/office/word/2010/wordprocessingShape" mc:Ignorable="w14 w15 w16se w16cid w16 w16cex w16sdtdh w16sdtfl w16du wp14">
   <w:p>
     <w:pPr>
       <w:pStyle w:val="Footer"/>
@@ -1273,7 +1335,6 @@
         <w:dataBinding w:prefixMappings="xmlns:ns0='http://purl.org/dc/elements/1.1/' xmlns:ns1='http://schemas.openxmlformats.org/package/2006/metadata/core-properties' " w:xpath="/ns1:coreProperties[1]/ns0:description[1]" w:storeItemID="{6C3C8BC8-F283-45AE-878A-BAB7291924A1}"/>
         <w:text w:multiLine="1"/>
       </w:sdtPr>
-      <w:sdtEndPr/>
       <w:sdtContent>
         <w:r>
           <w:t>2017</w:t>
@@ -1414,7 +1475,7 @@
 </file>
 
 <file path=word/footnotes.xml><?xml version="1.0" encoding="utf-8"?>
-<w:footnotes xmlns:wpc="http://schemas.microsoft.com/office/word/2010/wordprocessingCanvas" xmlns:cx="http://schemas.microsoft.com/office/drawing/2014/chartex" xmlns:cx1="http://schemas.microsoft.com/office/drawing/2015/9/8/chartex" xmlns:cx2="http://schemas.microsoft.com/office/drawing/2015/10/21/chartex" xmlns:cx3="http://schemas.microsoft.com/office/drawing/2016/5/9/chartex" xmlns:cx4="http://schemas.microsoft.com/office/drawing/2016/5/10/chartex" xmlns:cx5="http://schemas.microsoft.com/office/drawing/2016/5/11/chartex" xmlns:cx6="http://schemas.microsoft.com/office/drawing/2016/5/12/chartex" xmlns:cx7="http://schemas.microsoft.com/office/drawing/2016/5/13/chartex" xmlns:cx8="http://schemas.microsoft.com/office/drawing/2016/5/14/chartex" xmlns:mc="http://schemas.openxmlformats.org/markup-compatibility/2006" xmlns:aink="http://schemas.microsoft.com/office/drawing/2016/ink" xmlns:am3d="http://schemas.microsoft.com/office/drawing/2017/model3d" xmlns:o="urn:schemas-microsoft-com:office:office" xmlns:r="http://schemas.openxmlformats.org/officeDocument/2006/relationships" xmlns:m="http://schemas.openxmlformats.org/officeDocument/2006/math" xmlns:v="urn:schemas-microsoft-com:vml" xmlns:wp14="http://schemas.microsoft.com/office/word/2010/wordprocessingDrawing" xmlns:wp="http://schemas.openxmlformats.org/drawingml/2006/wordprocessingDrawing" xmlns:w10="urn:schemas-microsoft-com:office:word" xmlns:w="http://schemas.openxmlformats.org/wordprocessingml/2006/main" xmlns:w14="http://schemas.microsoft.com/office/word/2010/wordml" xmlns:w15="http://schemas.microsoft.com/office/word/2012/wordml" xmlns:w16cex="http://schemas.microsoft.com/office/word/2018/wordml/cex" xmlns:w16cid="http://schemas.microsoft.com/office/word/2016/wordml/cid" xmlns:w16="http://schemas.microsoft.com/office/word/2018/wordml" xmlns:w16se="http://schemas.microsoft.com/office/word/2015/wordml/symex" xmlns:wpg="http://schemas.microsoft.com/office/word/2010/wordprocessingGroup" xmlns:wpi="http://schemas.microsoft.com/office/word/2010/wordprocessingInk" xmlns:wne="http://schemas.microsoft.com/office/word/2006/wordml" xmlns:wps="http://schemas.microsoft.com/office/word/2010/wordprocessingShape" mc:Ignorable="w14 w15 w16se w16cid w16 w16cex wp14">
+<w:footnotes xmlns:wpc="http://schemas.microsoft.com/office/word/2010/wordprocessingCanvas" xmlns:cx="http://schemas.microsoft.com/office/drawing/2014/chartex" xmlns:cx1="http://schemas.microsoft.com/office/drawing/2015/9/8/chartex" xmlns:cx2="http://schemas.microsoft.com/office/drawing/2015/10/21/chartex" xmlns:cx3="http://schemas.microsoft.com/office/drawing/2016/5/9/chartex" xmlns:cx4="http://schemas.microsoft.com/office/drawing/2016/5/10/chartex" xmlns:cx5="http://schemas.microsoft.com/office/drawing/2016/5/11/chartex" xmlns:cx6="http://schemas.microsoft.com/office/drawing/2016/5/12/chartex" xmlns:cx7="http://schemas.microsoft.com/office/drawing/2016/5/13/chartex" xmlns:cx8="http://schemas.microsoft.com/office/drawing/2016/5/14/chartex" xmlns:mc="http://schemas.openxmlformats.org/markup-compatibility/2006" xmlns:aink="http://schemas.microsoft.com/office/drawing/2016/ink" xmlns:am3d="http://schemas.microsoft.com/office/drawing/2017/model3d" xmlns:o="urn:schemas-microsoft-com:office:office" xmlns:oel="http://schemas.microsoft.com/office/2019/extlst" xmlns:r="http://schemas.openxmlformats.org/officeDocument/2006/relationships" xmlns:m="http://schemas.openxmlformats.org/officeDocument/2006/math" xmlns:v="urn:schemas-microsoft-com:vml" xmlns:wp14="http://schemas.microsoft.com/office/word/2010/wordprocessingDrawing" xmlns:wp="http://schemas.openxmlformats.org/drawingml/2006/wordprocessingDrawing" xmlns:w10="urn:schemas-microsoft-com:office:word" xmlns:w="http://schemas.openxmlformats.org/wordprocessingml/2006/main" xmlns:w14="http://schemas.microsoft.com/office/word/2010/wordml" xmlns:w15="http://schemas.microsoft.com/office/word/2012/wordml" xmlns:w16cex="http://schemas.microsoft.com/office/word/2018/wordml/cex" xmlns:w16cid="http://schemas.microsoft.com/office/word/2016/wordml/cid" xmlns:w16="http://schemas.microsoft.com/office/word/2018/wordml" xmlns:w16du="http://schemas.microsoft.com/office/word/2023/wordml/word16du" xmlns:w16sdtdh="http://schemas.microsoft.com/office/word/2020/wordml/sdtdatahash" xmlns:w16sdtfl="http://schemas.microsoft.com/office/word/2024/wordml/sdtformatlock" xmlns:w16se="http://schemas.microsoft.com/office/word/2015/wordml/symex" xmlns:wpg="http://schemas.microsoft.com/office/word/2010/wordprocessingGroup" xmlns:wpi="http://schemas.microsoft.com/office/word/2010/wordprocessingInk" xmlns:wne="http://schemas.microsoft.com/office/word/2006/wordml" xmlns:wps="http://schemas.microsoft.com/office/word/2010/wordprocessingShape" mc:Ignorable="w14 w15 w16se w16cid w16 w16cex w16sdtdh w16sdtfl w16du wp14">
   <w:footnote w:type="separator" w:id="-1">
     <w:p>
       <w:pPr>
@@ -1441,7 +1502,7 @@
 </file>
 
 <file path=word/header1.xml><?xml version="1.0" encoding="utf-8"?>
-<w:hdr xmlns:wpc="http://schemas.microsoft.com/office/word/2010/wordprocessingCanvas" xmlns:cx="http://schemas.microsoft.com/office/drawing/2014/chartex" xmlns:cx1="http://schemas.microsoft.com/office/drawing/2015/9/8/chartex" xmlns:cx2="http://schemas.microsoft.com/office/drawing/2015/10/21/chartex" xmlns:cx3="http://schemas.microsoft.com/office/drawing/2016/5/9/chartex" xmlns:cx4="http://schemas.microsoft.com/office/drawing/2016/5/10/chartex" xmlns:cx5="http://schemas.microsoft.com/office/drawing/2016/5/11/chartex" xmlns:cx6="http://schemas.microsoft.com/office/drawing/2016/5/12/chartex" xmlns:cx7="http://schemas.microsoft.com/office/drawing/2016/5/13/chartex" xmlns:cx8="http://schemas.microsoft.com/office/drawing/2016/5/14/chartex" xmlns:mc="http://schemas.openxmlformats.org/markup-compatibility/2006" xmlns:aink="http://schemas.microsoft.com/office/drawing/2016/ink" xmlns:am3d="http://schemas.microsoft.com/office/drawing/2017/model3d" xmlns:o="urn:schemas-microsoft-com:office:office" xmlns:r="http://schemas.openxmlformats.org/officeDocument/2006/relationships" xmlns:m="http://schemas.openxmlformats.org/officeDocument/2006/math" xmlns:v="urn:schemas-microsoft-com:vml" xmlns:wp14="http://schemas.microsoft.com/office/word/2010/wordprocessingDrawing" xmlns:wp="http://schemas.openxmlformats.org/drawingml/2006/wordprocessingDrawing" xmlns:w10="urn:schemas-microsoft-com:office:word" xmlns:w="http://schemas.openxmlformats.org/wordprocessingml/2006/main" xmlns:w14="http://schemas.microsoft.com/office/word/2010/wordml" xmlns:w15="http://schemas.microsoft.com/office/word/2012/wordml" xmlns:w16cex="http://schemas.microsoft.com/office/word/2018/wordml/cex" xmlns:w16cid="http://schemas.microsoft.com/office/word/2016/wordml/cid" xmlns:w16="http://schemas.microsoft.com/office/word/2018/wordml" xmlns:w16se="http://schemas.microsoft.com/office/word/2015/wordml/symex" xmlns:wpg="http://schemas.microsoft.com/office/word/2010/wordprocessingGroup" xmlns:wpi="http://schemas.microsoft.com/office/word/2010/wordprocessingInk" xmlns:wne="http://schemas.microsoft.com/office/word/2006/wordml" xmlns:wps="http://schemas.microsoft.com/office/word/2010/wordprocessingShape" mc:Ignorable="w14 w15 w16se w16cid w16 w16cex wp14">
+<w:hdr xmlns:wpc="http://schemas.microsoft.com/office/word/2010/wordprocessingCanvas" xmlns:cx="http://schemas.microsoft.com/office/drawing/2014/chartex" xmlns:cx1="http://schemas.microsoft.com/office/drawing/2015/9/8/chartex" xmlns:cx2="http://schemas.microsoft.com/office/drawing/2015/10/21/chartex" xmlns:cx3="http://schemas.microsoft.com/office/drawing/2016/5/9/chartex" xmlns:cx4="http://schemas.microsoft.com/office/drawing/2016/5/10/chartex" xmlns:cx5="http://schemas.microsoft.com/office/drawing/2016/5/11/chartex" xmlns:cx6="http://schemas.microsoft.com/office/drawing/2016/5/12/chartex" xmlns:cx7="http://schemas.microsoft.com/office/drawing/2016/5/13/chartex" xmlns:cx8="http://schemas.microsoft.com/office/drawing/2016/5/14/chartex" xmlns:mc="http://schemas.openxmlformats.org/markup-compatibility/2006" xmlns:aink="http://schemas.microsoft.com/office/drawing/2016/ink" xmlns:am3d="http://schemas.microsoft.com/office/drawing/2017/model3d" xmlns:o="urn:schemas-microsoft-com:office:office" xmlns:oel="http://schemas.microsoft.com/office/2019/extlst" xmlns:r="http://schemas.openxmlformats.org/officeDocument/2006/relationships" xmlns:m="http://schemas.openxmlformats.org/officeDocument/2006/math" xmlns:v="urn:schemas-microsoft-com:vml" xmlns:wp14="http://schemas.microsoft.com/office/word/2010/wordprocessingDrawing" xmlns:wp="http://schemas.openxmlformats.org/drawingml/2006/wordprocessingDrawing" xmlns:w10="urn:schemas-microsoft-com:office:word" xmlns:w="http://schemas.openxmlformats.org/wordprocessingml/2006/main" xmlns:w14="http://schemas.microsoft.com/office/word/2010/wordml" xmlns:w15="http://schemas.microsoft.com/office/word/2012/wordml" xmlns:w16cex="http://schemas.microsoft.com/office/word/2018/wordml/cex" xmlns:w16cid="http://schemas.microsoft.com/office/word/2016/wordml/cid" xmlns:w16="http://schemas.microsoft.com/office/word/2018/wordml" xmlns:w16du="http://schemas.microsoft.com/office/word/2023/wordml/word16du" xmlns:w16sdtdh="http://schemas.microsoft.com/office/word/2020/wordml/sdtdatahash" xmlns:w16sdtfl="http://schemas.microsoft.com/office/word/2024/wordml/sdtformatlock" xmlns:w16se="http://schemas.microsoft.com/office/word/2015/wordml/symex" xmlns:wpg="http://schemas.microsoft.com/office/word/2010/wordprocessingGroup" xmlns:wpi="http://schemas.microsoft.com/office/word/2010/wordprocessingInk" xmlns:wne="http://schemas.microsoft.com/office/word/2006/wordml" xmlns:wps="http://schemas.microsoft.com/office/word/2010/wordprocessingShape" mc:Ignorable="w14 w15 w16se w16cid w16 w16cex w16sdtdh w16sdtfl w16du wp14">
   <w:sdt>
     <w:sdtPr>
       <w:alias w:val="Title"/>
@@ -1453,14 +1514,13 @@
       <w:dataBinding w:prefixMappings="xmlns:ns0='http://purl.org/dc/elements/1.1/' xmlns:ns1='http://schemas.openxmlformats.org/package/2006/metadata/core-properties' " w:xpath="/ns1:coreProperties[1]/ns0:title[1]" w:storeItemID="{6C3C8BC8-F283-45AE-878A-BAB7291924A1}"/>
       <w:text/>
     </w:sdtPr>
-    <w:sdtEndPr/>
     <w:sdtContent>
       <w:p>
         <w:pPr>
           <w:pStyle w:val="PageHead"/>
         </w:pPr>
         <w:r>
-          <w:t>Lab - Examining Telnet and SSH in Wireshark</w:t>
+          <w:t>Lab - Examining Telnet and SSH in Wireshark ( THY DAYUTH )</w:t>
         </w:r>
       </w:p>
     </w:sdtContent>
@@ -1469,7 +1529,7 @@
 </file>
 
 <file path=word/header2.xml><?xml version="1.0" encoding="utf-8"?>
-<w:hdr xmlns:wpc="http://schemas.microsoft.com/office/word/2010/wordprocessingCanvas" xmlns:cx="http://schemas.microsoft.com/office/drawing/2014/chartex" xmlns:cx1="http://schemas.microsoft.com/office/drawing/2015/9/8/chartex" xmlns:cx2="http://schemas.microsoft.com/office/drawing/2015/10/21/chartex" xmlns:cx3="http://schemas.microsoft.com/office/drawing/2016/5/9/chartex" xmlns:cx4="http://schemas.microsoft.com/office/drawing/2016/5/10/chartex" xmlns:cx5="http://schemas.microsoft.com/office/drawing/2016/5/11/chartex" xmlns:cx6="http://schemas.microsoft.com/office/drawing/2016/5/12/chartex" xmlns:cx7="http://schemas.microsoft.com/office/drawing/2016/5/13/chartex" xmlns:cx8="http://schemas.microsoft.com/office/drawing/2016/5/14/chartex" xmlns:mc="http://schemas.openxmlformats.org/markup-compatibility/2006" xmlns:aink="http://schemas.microsoft.com/office/drawing/2016/ink" xmlns:am3d="http://schemas.microsoft.com/office/drawing/2017/model3d" xmlns:o="urn:schemas-microsoft-com:office:office" xmlns:r="http://schemas.openxmlformats.org/officeDocument/2006/relationships" xmlns:m="http://schemas.openxmlformats.org/officeDocument/2006/math" xmlns:v="urn:schemas-microsoft-com:vml" xmlns:wp14="http://schemas.microsoft.com/office/word/2010/wordprocessingDrawing" xmlns:wp="http://schemas.openxmlformats.org/drawingml/2006/wordprocessingDrawing" xmlns:w10="urn:schemas-microsoft-com:office:word" xmlns:w="http://schemas.openxmlformats.org/wordprocessingml/2006/main" xmlns:w14="http://schemas.microsoft.com/office/word/2010/wordml" xmlns:w15="http://schemas.microsoft.com/office/word/2012/wordml" xmlns:w16cex="http://schemas.microsoft.com/office/word/2018/wordml/cex" xmlns:w16cid="http://schemas.microsoft.com/office/word/2016/wordml/cid" xmlns:w16="http://schemas.microsoft.com/office/word/2018/wordml" xmlns:w16se="http://schemas.microsoft.com/office/word/2015/wordml/symex" xmlns:wpg="http://schemas.microsoft.com/office/word/2010/wordprocessingGroup" xmlns:wpi="http://schemas.microsoft.com/office/word/2010/wordprocessingInk" xmlns:wne="http://schemas.microsoft.com/office/word/2006/wordml" xmlns:wps="http://schemas.microsoft.com/office/word/2010/wordprocessingShape" mc:Ignorable="w14 w15 w16se w16cid w16 w16cex wp14">
+<w:hdr xmlns:wpc="http://schemas.microsoft.com/office/word/2010/wordprocessingCanvas" xmlns:cx="http://schemas.microsoft.com/office/drawing/2014/chartex" xmlns:cx1="http://schemas.microsoft.com/office/drawing/2015/9/8/chartex" xmlns:cx2="http://schemas.microsoft.com/office/drawing/2015/10/21/chartex" xmlns:cx3="http://schemas.microsoft.com/office/drawing/2016/5/9/chartex" xmlns:cx4="http://schemas.microsoft.com/office/drawing/2016/5/10/chartex" xmlns:cx5="http://schemas.microsoft.com/office/drawing/2016/5/11/chartex" xmlns:cx6="http://schemas.microsoft.com/office/drawing/2016/5/12/chartex" xmlns:cx7="http://schemas.microsoft.com/office/drawing/2016/5/13/chartex" xmlns:cx8="http://schemas.microsoft.com/office/drawing/2016/5/14/chartex" xmlns:mc="http://schemas.openxmlformats.org/markup-compatibility/2006" xmlns:aink="http://schemas.microsoft.com/office/drawing/2016/ink" xmlns:am3d="http://schemas.microsoft.com/office/drawing/2017/model3d" xmlns:o="urn:schemas-microsoft-com:office:office" xmlns:oel="http://schemas.microsoft.com/office/2019/extlst" xmlns:r="http://schemas.openxmlformats.org/officeDocument/2006/relationships" xmlns:m="http://schemas.openxmlformats.org/officeDocument/2006/math" xmlns:v="urn:schemas-microsoft-com:vml" xmlns:wp14="http://schemas.microsoft.com/office/word/2010/wordprocessingDrawing" xmlns:wp="http://schemas.openxmlformats.org/drawingml/2006/wordprocessingDrawing" xmlns:w10="urn:schemas-microsoft-com:office:word" xmlns:w="http://schemas.openxmlformats.org/wordprocessingml/2006/main" xmlns:w14="http://schemas.microsoft.com/office/word/2010/wordml" xmlns:w15="http://schemas.microsoft.com/office/word/2012/wordml" xmlns:w16cex="http://schemas.microsoft.com/office/word/2018/wordml/cex" xmlns:w16cid="http://schemas.microsoft.com/office/word/2016/wordml/cid" xmlns:w16="http://schemas.microsoft.com/office/word/2018/wordml" xmlns:w16du="http://schemas.microsoft.com/office/word/2023/wordml/word16du" xmlns:w16sdtdh="http://schemas.microsoft.com/office/word/2020/wordml/sdtdatahash" xmlns:w16sdtfl="http://schemas.microsoft.com/office/word/2024/wordml/sdtformatlock" xmlns:w16se="http://schemas.microsoft.com/office/word/2015/wordml/symex" xmlns:wpg="http://schemas.microsoft.com/office/word/2010/wordprocessingGroup" xmlns:wpi="http://schemas.microsoft.com/office/word/2010/wordprocessingInk" xmlns:wne="http://schemas.microsoft.com/office/word/2006/wordml" xmlns:wps="http://schemas.microsoft.com/office/word/2010/wordprocessingShape" mc:Ignorable="w14 w15 w16se w16cid w16 w16cex w16sdtdh w16sdtfl w16du wp14">
   <w:p>
     <w:pPr>
       <w:ind w:left="-288"/>
@@ -1532,7 +1592,7 @@
 </file>
 
 <file path=word/numbering.xml><?xml version="1.0" encoding="utf-8"?>
-<w:numbering xmlns:wpc="http://schemas.microsoft.com/office/word/2010/wordprocessingCanvas" xmlns:cx="http://schemas.microsoft.com/office/drawing/2014/chartex" xmlns:cx1="http://schemas.microsoft.com/office/drawing/2015/9/8/chartex" xmlns:cx2="http://schemas.microsoft.com/office/drawing/2015/10/21/chartex" xmlns:cx3="http://schemas.microsoft.com/office/drawing/2016/5/9/chartex" xmlns:cx4="http://schemas.microsoft.com/office/drawing/2016/5/10/chartex" xmlns:cx5="http://schemas.microsoft.com/office/drawing/2016/5/11/chartex" xmlns:cx6="http://schemas.microsoft.com/office/drawing/2016/5/12/chartex" xmlns:cx7="http://schemas.microsoft.com/office/drawing/2016/5/13/chartex" xmlns:cx8="http://schemas.microsoft.com/office/drawing/2016/5/14/chartex" xmlns:mc="http://schemas.openxmlformats.org/markup-compatibility/2006" xmlns:aink="http://schemas.microsoft.com/office/drawing/2016/ink" xmlns:am3d="http://schemas.microsoft.com/office/drawing/2017/model3d" xmlns:o="urn:schemas-microsoft-com:office:office" xmlns:r="http://schemas.openxmlformats.org/officeDocument/2006/relationships" xmlns:m="http://schemas.openxmlformats.org/officeDocument/2006/math" xmlns:v="urn:schemas-microsoft-com:vml" xmlns:wp14="http://schemas.microsoft.com/office/word/2010/wordprocessingDrawing" xmlns:wp="http://schemas.openxmlformats.org/drawingml/2006/wordprocessingDrawing" xmlns:w10="urn:schemas-microsoft-com:office:word" xmlns:w="http://schemas.openxmlformats.org/wordprocessingml/2006/main" xmlns:w14="http://schemas.microsoft.com/office/word/2010/wordml" xmlns:w15="http://schemas.microsoft.com/office/word/2012/wordml" xmlns:w16cex="http://schemas.microsoft.com/office/word/2018/wordml/cex" xmlns:w16cid="http://schemas.microsoft.com/office/word/2016/wordml/cid" xmlns:w16="http://schemas.microsoft.com/office/word/2018/wordml" xmlns:w16se="http://schemas.microsoft.com/office/word/2015/wordml/symex" xmlns:wpg="http://schemas.microsoft.com/office/word/2010/wordprocessingGroup" xmlns:wpi="http://schemas.microsoft.com/office/word/2010/wordprocessingInk" xmlns:wne="http://schemas.microsoft.com/office/word/2006/wordml" xmlns:wps="http://schemas.microsoft.com/office/word/2010/wordprocessingShape" mc:Ignorable="w14 w15 w16se w16cid w16 w16cex wp14">
+<w:numbering xmlns:wpc="http://schemas.microsoft.com/office/word/2010/wordprocessingCanvas" xmlns:cx="http://schemas.microsoft.com/office/drawing/2014/chartex" xmlns:cx1="http://schemas.microsoft.com/office/drawing/2015/9/8/chartex" xmlns:cx2="http://schemas.microsoft.com/office/drawing/2015/10/21/chartex" xmlns:cx3="http://schemas.microsoft.com/office/drawing/2016/5/9/chartex" xmlns:cx4="http://schemas.microsoft.com/office/drawing/2016/5/10/chartex" xmlns:cx5="http://schemas.microsoft.com/office/drawing/2016/5/11/chartex" xmlns:cx6="http://schemas.microsoft.com/office/drawing/2016/5/12/chartex" xmlns:cx7="http://schemas.microsoft.com/office/drawing/2016/5/13/chartex" xmlns:cx8="http://schemas.microsoft.com/office/drawing/2016/5/14/chartex" xmlns:mc="http://schemas.openxmlformats.org/markup-compatibility/2006" xmlns:aink="http://schemas.microsoft.com/office/drawing/2016/ink" xmlns:am3d="http://schemas.microsoft.com/office/drawing/2017/model3d" xmlns:o="urn:schemas-microsoft-com:office:office" xmlns:oel="http://schemas.microsoft.com/office/2019/extlst" xmlns:r="http://schemas.openxmlformats.org/officeDocument/2006/relationships" xmlns:m="http://schemas.openxmlformats.org/officeDocument/2006/math" xmlns:v="urn:schemas-microsoft-com:vml" xmlns:wp14="http://schemas.microsoft.com/office/word/2010/wordprocessingDrawing" xmlns:wp="http://schemas.openxmlformats.org/drawingml/2006/wordprocessingDrawing" xmlns:w10="urn:schemas-microsoft-com:office:word" xmlns:w="http://schemas.openxmlformats.org/wordprocessingml/2006/main" xmlns:w14="http://schemas.microsoft.com/office/word/2010/wordml" xmlns:w15="http://schemas.microsoft.com/office/word/2012/wordml" xmlns:w16cex="http://schemas.microsoft.com/office/word/2018/wordml/cex" xmlns:w16cid="http://schemas.microsoft.com/office/word/2016/wordml/cid" xmlns:w16="http://schemas.microsoft.com/office/word/2018/wordml" xmlns:w16du="http://schemas.microsoft.com/office/word/2023/wordml/word16du" xmlns:w16sdtdh="http://schemas.microsoft.com/office/word/2020/wordml/sdtdatahash" xmlns:w16sdtfl="http://schemas.microsoft.com/office/word/2024/wordml/sdtformatlock" xmlns:w16se="http://schemas.microsoft.com/office/word/2015/wordml/symex" xmlns:wpg="http://schemas.microsoft.com/office/word/2010/wordprocessingGroup" xmlns:wpi="http://schemas.microsoft.com/office/word/2010/wordprocessingInk" xmlns:wne="http://schemas.microsoft.com/office/word/2006/wordml" xmlns:wps="http://schemas.microsoft.com/office/word/2010/wordprocessingShape" mc:Ignorable="w14 w15 w16se w16cid w16 w16cex w16sdtdh w16sdtfl w16du wp14">
   <w:abstractNum w:abstractNumId="0" w15:restartNumberingAfterBreak="0">
     <w:nsid w:val="04B70C52"/>
     <w:multiLevelType w:val="hybridMultilevel"/>
@@ -2769,10 +2829,10 @@
       </w:rPr>
     </w:lvl>
   </w:abstractNum>
-  <w:num w:numId="1">
+  <w:num w:numId="1" w16cid:durableId="156656383">
     <w:abstractNumId w:val="8"/>
   </w:num>
-  <w:num w:numId="2">
+  <w:num w:numId="2" w16cid:durableId="1550999044">
     <w:abstractNumId w:val="5"/>
     <w:lvlOverride w:ilvl="0">
       <w:lvl w:ilvl="0">
@@ -2916,10 +2976,10 @@
       </w:lvl>
     </w:lvlOverride>
   </w:num>
-  <w:num w:numId="3">
+  <w:num w:numId="3" w16cid:durableId="385030313">
     <w:abstractNumId w:val="3"/>
   </w:num>
-  <w:num w:numId="4">
+  <w:num w:numId="4" w16cid:durableId="45567739">
     <w:abstractNumId w:val="5"/>
     <w:lvlOverride w:ilvl="0">
       <w:startOverride w:val="1"/>
@@ -3072,16 +3132,16 @@
       </w:lvl>
     </w:lvlOverride>
   </w:num>
-  <w:num w:numId="5">
+  <w:num w:numId="5" w16cid:durableId="357319760">
     <w:abstractNumId w:val="5"/>
   </w:num>
-  <w:num w:numId="6">
+  <w:num w:numId="6" w16cid:durableId="353768223">
     <w:abstractNumId w:val="0"/>
   </w:num>
-  <w:num w:numId="7">
+  <w:num w:numId="7" w16cid:durableId="348141281">
     <w:abstractNumId w:val="1"/>
   </w:num>
-  <w:num w:numId="8">
+  <w:num w:numId="8" w16cid:durableId="108398444">
     <w:abstractNumId w:val="6"/>
     <w:lvlOverride w:ilvl="0">
       <w:lvl w:ilvl="0">
@@ -3101,13 +3161,13 @@
       </w:lvl>
     </w:lvlOverride>
   </w:num>
-  <w:num w:numId="9">
+  <w:num w:numId="9" w16cid:durableId="1095710428">
     <w:abstractNumId w:val="5"/>
   </w:num>
-  <w:num w:numId="10">
+  <w:num w:numId="10" w16cid:durableId="114298436">
     <w:abstractNumId w:val="4"/>
   </w:num>
-  <w:num w:numId="11">
+  <w:num w:numId="11" w16cid:durableId="193468422">
     <w:abstractNumId w:val="4"/>
     <w:lvlOverride w:ilvl="0">
       <w:lvl w:ilvl="0">
@@ -3302,7 +3362,7 @@
       </w:lvl>
     </w:lvlOverride>
   </w:num>
-  <w:num w:numId="12">
+  <w:num w:numId="12" w16cid:durableId="1697389481">
     <w:abstractNumId w:val="8"/>
     <w:lvlOverride w:ilvl="0">
       <w:lvl w:ilvl="0">
@@ -3322,7 +3382,7 @@
       </w:lvl>
     </w:lvlOverride>
   </w:num>
-  <w:num w:numId="13">
+  <w:num w:numId="13" w16cid:durableId="555165972">
     <w:abstractNumId w:val="2"/>
     <w:lvlOverride w:ilvl="0">
       <w:lvl w:ilvl="0">
@@ -3461,7 +3521,7 @@
       </w:lvl>
     </w:lvlOverride>
   </w:num>
-  <w:num w:numId="14">
+  <w:num w:numId="14" w16cid:durableId="146629946">
     <w:abstractNumId w:val="2"/>
     <w:lvlOverride w:ilvl="0">
       <w:startOverride w:val="1"/>
@@ -3609,13 +3669,13 @@
       </w:lvl>
     </w:lvlOverride>
   </w:num>
-  <w:num w:numId="15">
+  <w:num w:numId="15" w16cid:durableId="1582594140">
     <w:abstractNumId w:val="2"/>
   </w:num>
-  <w:num w:numId="16">
+  <w:num w:numId="16" w16cid:durableId="1115447999">
     <w:abstractNumId w:val="9"/>
   </w:num>
-  <w:num w:numId="17">
+  <w:num w:numId="17" w16cid:durableId="754978951">
     <w:abstractNumId w:val="9"/>
     <w:lvlOverride w:ilvl="0">
       <w:startOverride w:val="1"/>
@@ -3645,7 +3705,7 @@
       <w:startOverride w:val="1"/>
     </w:lvlOverride>
   </w:num>
-  <w:num w:numId="18">
+  <w:num w:numId="18" w16cid:durableId="794254870">
     <w:abstractNumId w:val="7"/>
   </w:num>
   <w:numIdMacAtCleanup w:val="4"/>
@@ -3653,7 +3713,7 @@
 </file>
 
 <file path=word/styles.xml><?xml version="1.0" encoding="utf-8"?>
-<w:styles xmlns:mc="http://schemas.openxmlformats.org/markup-compatibility/2006" xmlns:r="http://schemas.openxmlformats.org/officeDocument/2006/relationships" xmlns:w="http://schemas.openxmlformats.org/wordprocessingml/2006/main" xmlns:w14="http://schemas.microsoft.com/office/word/2010/wordml" xmlns:w15="http://schemas.microsoft.com/office/word/2012/wordml" xmlns:w16cex="http://schemas.microsoft.com/office/word/2018/wordml/cex" xmlns:w16cid="http://schemas.microsoft.com/office/word/2016/wordml/cid" xmlns:w16="http://schemas.microsoft.com/office/word/2018/wordml" xmlns:w16se="http://schemas.microsoft.com/office/word/2015/wordml/symex" mc:Ignorable="w14 w15 w16se w16cid w16 w16cex">
+<w:styles xmlns:mc="http://schemas.openxmlformats.org/markup-compatibility/2006" xmlns:r="http://schemas.openxmlformats.org/officeDocument/2006/relationships" xmlns:w="http://schemas.openxmlformats.org/wordprocessingml/2006/main" xmlns:w14="http://schemas.microsoft.com/office/word/2010/wordml" xmlns:w15="http://schemas.microsoft.com/office/word/2012/wordml" xmlns:w16cex="http://schemas.microsoft.com/office/word/2018/wordml/cex" xmlns:w16cid="http://schemas.microsoft.com/office/word/2016/wordml/cid" xmlns:w16="http://schemas.microsoft.com/office/word/2018/wordml" xmlns:w16du="http://schemas.microsoft.com/office/word/2023/wordml/word16du" xmlns:w16sdtdh="http://schemas.microsoft.com/office/word/2020/wordml/sdtdatahash" xmlns:w16sdtfl="http://schemas.microsoft.com/office/word/2024/wordml/sdtformatlock" xmlns:w16se="http://schemas.microsoft.com/office/word/2015/wordml/symex" mc:Ignorable="w14 w15 w16se w16cid w16 w16cex w16sdtdh w16sdtfl w16du">
   <w:docDefaults>
     <w:rPrDefault>
       <w:rPr>
@@ -4254,7 +4314,6 @@
   <w:style w:type="character" w:default="1" w:styleId="DefaultParagraphFont">
     <w:name w:val="Default Paragraph Font"/>
     <w:uiPriority w:val="1"/>
-    <w:semiHidden/>
     <w:unhideWhenUsed/>
   </w:style>
   <w:style w:type="table" w:default="1" w:styleId="TableNormal">
@@ -5974,7 +6033,7 @@
 </file>
 
 <file path=word/glossary/document.xml><?xml version="1.0" encoding="utf-8"?>
-<w:glossaryDocument xmlns:wpc="http://schemas.microsoft.com/office/word/2010/wordprocessingCanvas" xmlns:cx="http://schemas.microsoft.com/office/drawing/2014/chartex" xmlns:cx1="http://schemas.microsoft.com/office/drawing/2015/9/8/chartex" xmlns:cx2="http://schemas.microsoft.com/office/drawing/2015/10/21/chartex" xmlns:cx3="http://schemas.microsoft.com/office/drawing/2016/5/9/chartex" xmlns:cx4="http://schemas.microsoft.com/office/drawing/2016/5/10/chartex" xmlns:cx5="http://schemas.microsoft.com/office/drawing/2016/5/11/chartex" xmlns:cx6="http://schemas.microsoft.com/office/drawing/2016/5/12/chartex" xmlns:cx7="http://schemas.microsoft.com/office/drawing/2016/5/13/chartex" xmlns:cx8="http://schemas.microsoft.com/office/drawing/2016/5/14/chartex" xmlns:mc="http://schemas.openxmlformats.org/markup-compatibility/2006" xmlns:aink="http://schemas.microsoft.com/office/drawing/2016/ink" xmlns:am3d="http://schemas.microsoft.com/office/drawing/2017/model3d" xmlns:o="urn:schemas-microsoft-com:office:office" xmlns:r="http://schemas.openxmlformats.org/officeDocument/2006/relationships" xmlns:m="http://schemas.openxmlformats.org/officeDocument/2006/math" xmlns:v="urn:schemas-microsoft-com:vml" xmlns:wp14="http://schemas.microsoft.com/office/word/2010/wordprocessingDrawing" xmlns:wp="http://schemas.openxmlformats.org/drawingml/2006/wordprocessingDrawing" xmlns:w10="urn:schemas-microsoft-com:office:word" xmlns:w="http://schemas.openxmlformats.org/wordprocessingml/2006/main" xmlns:w14="http://schemas.microsoft.com/office/word/2010/wordml" xmlns:w15="http://schemas.microsoft.com/office/word/2012/wordml" xmlns:w16cex="http://schemas.microsoft.com/office/word/2018/wordml/cex" xmlns:w16cid="http://schemas.microsoft.com/office/word/2016/wordml/cid" xmlns:w16="http://schemas.microsoft.com/office/word/2018/wordml" xmlns:w16se="http://schemas.microsoft.com/office/word/2015/wordml/symex" xmlns:wpg="http://schemas.microsoft.com/office/word/2010/wordprocessingGroup" xmlns:wpi="http://schemas.microsoft.com/office/word/2010/wordprocessingInk" xmlns:wne="http://schemas.microsoft.com/office/word/2006/wordml" xmlns:wps="http://schemas.microsoft.com/office/word/2010/wordprocessingShape" mc:Ignorable="w14 w15 w16se w16cid w16 w16cex wp14">
+<w:glossaryDocument xmlns:wpc="http://schemas.microsoft.com/office/word/2010/wordprocessingCanvas" xmlns:cx="http://schemas.microsoft.com/office/drawing/2014/chartex" xmlns:cx1="http://schemas.microsoft.com/office/drawing/2015/9/8/chartex" xmlns:cx2="http://schemas.microsoft.com/office/drawing/2015/10/21/chartex" xmlns:cx3="http://schemas.microsoft.com/office/drawing/2016/5/9/chartex" xmlns:cx4="http://schemas.microsoft.com/office/drawing/2016/5/10/chartex" xmlns:cx5="http://schemas.microsoft.com/office/drawing/2016/5/11/chartex" xmlns:cx6="http://schemas.microsoft.com/office/drawing/2016/5/12/chartex" xmlns:cx7="http://schemas.microsoft.com/office/drawing/2016/5/13/chartex" xmlns:cx8="http://schemas.microsoft.com/office/drawing/2016/5/14/chartex" xmlns:mc="http://schemas.openxmlformats.org/markup-compatibility/2006" xmlns:aink="http://schemas.microsoft.com/office/drawing/2016/ink" xmlns:am3d="http://schemas.microsoft.com/office/drawing/2017/model3d" xmlns:o="urn:schemas-microsoft-com:office:office" xmlns:oel="http://schemas.microsoft.com/office/2019/extlst" xmlns:r="http://schemas.openxmlformats.org/officeDocument/2006/relationships" xmlns:m="http://schemas.openxmlformats.org/officeDocument/2006/math" xmlns:v="urn:schemas-microsoft-com:vml" xmlns:wp14="http://schemas.microsoft.com/office/word/2010/wordprocessingDrawing" xmlns:wp="http://schemas.openxmlformats.org/drawingml/2006/wordprocessingDrawing" xmlns:w10="urn:schemas-microsoft-com:office:word" xmlns:w="http://schemas.openxmlformats.org/wordprocessingml/2006/main" xmlns:w14="http://schemas.microsoft.com/office/word/2010/wordml" xmlns:w15="http://schemas.microsoft.com/office/word/2012/wordml" xmlns:w16cex="http://schemas.microsoft.com/office/word/2018/wordml/cex" xmlns:w16cid="http://schemas.microsoft.com/office/word/2016/wordml/cid" xmlns:w16="http://schemas.microsoft.com/office/word/2018/wordml" xmlns:w16du="http://schemas.microsoft.com/office/word/2023/wordml/word16du" xmlns:w16sdtdh="http://schemas.microsoft.com/office/word/2020/wordml/sdtdatahash" xmlns:w16sdtfl="http://schemas.microsoft.com/office/word/2024/wordml/sdtformatlock" xmlns:w16se="http://schemas.microsoft.com/office/word/2015/wordml/symex" xmlns:wpg="http://schemas.microsoft.com/office/word/2010/wordprocessingGroup" xmlns:wpi="http://schemas.microsoft.com/office/word/2010/wordprocessingInk" xmlns:wne="http://schemas.microsoft.com/office/word/2006/wordml" xmlns:wps="http://schemas.microsoft.com/office/word/2010/wordprocessingShape" mc:Ignorable="w14 w15 w16se w16cid w16 w16cex w16sdtdh w16sdtfl w16du wp14">
   <w:docParts>
     <w:docPart>
       <w:docPartPr>
@@ -6010,7 +6069,7 @@
 </file>
 
 <file path=word/glossary/fontTable.xml><?xml version="1.0" encoding="utf-8"?>
-<w:fonts xmlns:mc="http://schemas.openxmlformats.org/markup-compatibility/2006" xmlns:r="http://schemas.openxmlformats.org/officeDocument/2006/relationships" xmlns:w="http://schemas.openxmlformats.org/wordprocessingml/2006/main" xmlns:w14="http://schemas.microsoft.com/office/word/2010/wordml" xmlns:w15="http://schemas.microsoft.com/office/word/2012/wordml" xmlns:w16cex="http://schemas.microsoft.com/office/word/2018/wordml/cex" xmlns:w16cid="http://schemas.microsoft.com/office/word/2016/wordml/cid" xmlns:w16="http://schemas.microsoft.com/office/word/2018/wordml" xmlns:w16se="http://schemas.microsoft.com/office/word/2015/wordml/symex" mc:Ignorable="w14 w15 w16se w16cid w16 w16cex">
+<w:fonts xmlns:mc="http://schemas.openxmlformats.org/markup-compatibility/2006" xmlns:r="http://schemas.openxmlformats.org/officeDocument/2006/relationships" xmlns:w="http://schemas.openxmlformats.org/wordprocessingml/2006/main" xmlns:w14="http://schemas.microsoft.com/office/word/2010/wordml" xmlns:w15="http://schemas.microsoft.com/office/word/2012/wordml" xmlns:w16cex="http://schemas.microsoft.com/office/word/2018/wordml/cex" xmlns:w16cid="http://schemas.microsoft.com/office/word/2016/wordml/cid" xmlns:w16="http://schemas.microsoft.com/office/word/2018/wordml" xmlns:w16du="http://schemas.microsoft.com/office/word/2023/wordml/word16du" xmlns:w16sdtdh="http://schemas.microsoft.com/office/word/2020/wordml/sdtdatahash" xmlns:w16sdtfl="http://schemas.microsoft.com/office/word/2024/wordml/sdtformatlock" xmlns:w16se="http://schemas.microsoft.com/office/word/2015/wordml/symex" mc:Ignorable="w14 w15 w16se w16cid w16 w16cex w16sdtdh w16sdtfl w16du">
   <w:font w:name="Arial">
     <w:panose1 w:val="020B0604020202020204"/>
     <w:charset w:val="00"/>
@@ -6051,7 +6110,7 @@
     <w:charset w:val="00"/>
     <w:family w:val="swiss"/>
     <w:pitch w:val="variable"/>
-    <w:sig w:usb0="E4002EFF" w:usb1="C000247B" w:usb2="00000009" w:usb3="00000000" w:csb0="000001FF" w:csb1="00000000"/>
+    <w:sig w:usb0="E4002EFF" w:usb1="C200247B" w:usb2="00000009" w:usb3="00000000" w:csb0="000001FF" w:csb1="00000000"/>
   </w:font>
   <w:font w:name="Webdings">
     <w:panose1 w:val="05030102010509060703"/>
@@ -6073,7 +6132,14 @@
     <w:charset w:val="86"/>
     <w:family w:val="auto"/>
     <w:pitch w:val="variable"/>
-    <w:sig w:usb0="00000003" w:usb1="288F0000" w:usb2="00000016" w:usb3="00000000" w:csb0="00040001" w:csb1="00000000"/>
+    <w:sig w:usb0="00000203" w:usb1="288F0000" w:usb2="00000016" w:usb3="00000000" w:csb0="00040001" w:csb1="00000000"/>
+  </w:font>
+  <w:font w:name="Angsana New">
+    <w:panose1 w:val="02020603050405020304"/>
+    <w:charset w:val="DE"/>
+    <w:family w:val="roman"/>
+    <w:pitch w:val="variable"/>
+    <w:sig w:usb0="81000003" w:usb1="00000000" w:usb2="00000000" w:usb3="00000000" w:csb0="00010001" w:csb1="00000000"/>
   </w:font>
   <w:font w:name="Cambria">
     <w:panose1 w:val="02040503050406030204"/>
@@ -6081,6 +6147,19 @@
     <w:family w:val="roman"/>
     <w:pitch w:val="variable"/>
     <w:sig w:usb0="E00006FF" w:usb1="420024FF" w:usb2="02000000" w:usb3="00000000" w:csb0="0000019F" w:csb1="00000000"/>
+  </w:font>
+  <w:font w:name="Cordia New">
+    <w:panose1 w:val="020B0304020202020204"/>
+    <w:charset w:val="DE"/>
+    <w:family w:val="swiss"/>
+    <w:pitch w:val="variable"/>
+    <w:sig w:usb0="81000003" w:usb1="00000000" w:usb2="00000000" w:usb3="00000000" w:csb0="00010001" w:csb1="00000000"/>
+  </w:font>
+  <w:font w:name="Aptos">
+    <w:charset w:val="00"/>
+    <w:family w:val="swiss"/>
+    <w:pitch w:val="variable"/>
+    <w:sig w:usb0="20000287" w:usb1="00000003" w:usb2="00000000" w:usb3="00000000" w:csb0="0000019F" w:csb1="00000000"/>
   </w:font>
   <w:font w:name="DengXian">
     <w:altName w:val="等线"/>
@@ -6092,24 +6171,22 @@
   </w:font>
   <w:font w:name="DengXian Light">
     <w:altName w:val="等线 Light"/>
-    <w:panose1 w:val="02010600030101010101"/>
     <w:charset w:val="86"/>
     <w:family w:val="auto"/>
     <w:pitch w:val="variable"/>
     <w:sig w:usb0="A00002BF" w:usb1="38CF7CFA" w:usb2="00000016" w:usb3="00000000" w:csb0="0004000F" w:csb1="00000000"/>
   </w:font>
-  <w:font w:name="Calibri Light">
-    <w:panose1 w:val="020F0302020204030204"/>
+  <w:font w:name="Aptos Display">
     <w:charset w:val="00"/>
     <w:family w:val="swiss"/>
     <w:pitch w:val="variable"/>
-    <w:sig w:usb0="E4002EFF" w:usb1="C000247B" w:usb2="00000009" w:usb3="00000000" w:csb0="000001FF" w:csb1="00000000"/>
+    <w:sig w:usb0="20000287" w:usb1="00000003" w:usb2="00000000" w:usb3="00000000" w:csb0="0000019F" w:csb1="00000000"/>
   </w:font>
 </w:fonts>
 </file>
 
 <file path=word/glossary/settings.xml><?xml version="1.0" encoding="utf-8"?>
-<w:settings xmlns:mc="http://schemas.openxmlformats.org/markup-compatibility/2006" xmlns:o="urn:schemas-microsoft-com:office:office" xmlns:r="http://schemas.openxmlformats.org/officeDocument/2006/relationships" xmlns:m="http://schemas.openxmlformats.org/officeDocument/2006/math" xmlns:v="urn:schemas-microsoft-com:vml" xmlns:w10="urn:schemas-microsoft-com:office:word" xmlns:w="http://schemas.openxmlformats.org/wordprocessingml/2006/main" xmlns:w14="http://schemas.microsoft.com/office/word/2010/wordml" xmlns:w15="http://schemas.microsoft.com/office/word/2012/wordml" xmlns:w16cex="http://schemas.microsoft.com/office/word/2018/wordml/cex" xmlns:w16cid="http://schemas.microsoft.com/office/word/2016/wordml/cid" xmlns:w16="http://schemas.microsoft.com/office/word/2018/wordml" xmlns:w16se="http://schemas.microsoft.com/office/word/2015/wordml/symex" xmlns:sl="http://schemas.openxmlformats.org/schemaLibrary/2006/main" mc:Ignorable="w14 w15 w16se w16cid w16 w16cex">
+<w:settings xmlns:mc="http://schemas.openxmlformats.org/markup-compatibility/2006" xmlns:o="urn:schemas-microsoft-com:office:office" xmlns:r="http://schemas.openxmlformats.org/officeDocument/2006/relationships" xmlns:m="http://schemas.openxmlformats.org/officeDocument/2006/math" xmlns:v="urn:schemas-microsoft-com:vml" xmlns:w10="urn:schemas-microsoft-com:office:word" xmlns:w="http://schemas.openxmlformats.org/wordprocessingml/2006/main" xmlns:w14="http://schemas.microsoft.com/office/word/2010/wordml" xmlns:w15="http://schemas.microsoft.com/office/word/2012/wordml" xmlns:w16cex="http://schemas.microsoft.com/office/word/2018/wordml/cex" xmlns:w16cid="http://schemas.microsoft.com/office/word/2016/wordml/cid" xmlns:w16="http://schemas.microsoft.com/office/word/2018/wordml" xmlns:w16du="http://schemas.microsoft.com/office/word/2023/wordml/word16du" xmlns:w16sdtdh="http://schemas.microsoft.com/office/word/2020/wordml/sdtdatahash" xmlns:w16sdtfl="http://schemas.microsoft.com/office/word/2024/wordml/sdtformatlock" xmlns:w16se="http://schemas.microsoft.com/office/word/2015/wordml/symex" xmlns:sl="http://schemas.openxmlformats.org/schemaLibrary/2006/main" mc:Ignorable="w14 w15 w16se w16cid w16 w16cex w16sdtdh w16sdtfl w16du">
   <w:view w:val="normal"/>
   <w:defaultTabStop w:val="720"/>
   <w:characterSpacingControl w:val="doNotCompress"/>
@@ -6124,6 +6201,7 @@
   </w:compat>
   <w:rsids>
     <w:rsidRoot w:val="005A68A2"/>
+    <w:rsid w:val="000472DF"/>
     <w:rsid w:val="001F1F05"/>
     <w:rsid w:val="00262B54"/>
     <w:rsid w:val="005A68A2"/>
@@ -6133,6 +6211,7 @@
     <w:rsid w:val="00950CCF"/>
     <w:rsid w:val="00B1719C"/>
     <w:rsid w:val="00B67D06"/>
+    <w:rsid w:val="00E85517"/>
     <w:rsid w:val="00F562B9"/>
   </w:rsids>
   <m:mathPr>
@@ -6148,7 +6227,7 @@
     <m:intLim m:val="subSup"/>
     <m:naryLim m:val="undOvr"/>
   </m:mathPr>
-  <w:themeFontLang w:val="en-US" w:eastAsia="zh-CN"/>
+  <w:themeFontLang w:val="en-US" w:eastAsia="zh-CN" w:bidi="th-TH"/>
   <w:clrSchemeMapping w:bg1="light1" w:t1="dark1" w:bg2="light2" w:t2="dark2" w:accent1="accent1" w:accent2="accent2" w:accent3="accent3" w:accent4="accent4" w:accent5="accent5" w:accent6="accent6" w:hyperlink="hyperlink" w:followedHyperlink="followedHyperlink"/>
   <w:decimalSymbol w:val="."/>
   <w:listSeparator w:val=","/>
@@ -6157,7 +6236,7 @@
 </file>
 
 <file path=word/glossary/styles.xml><?xml version="1.0" encoding="utf-8"?>
-<w:styles xmlns:mc="http://schemas.openxmlformats.org/markup-compatibility/2006" xmlns:r="http://schemas.openxmlformats.org/officeDocument/2006/relationships" xmlns:w="http://schemas.openxmlformats.org/wordprocessingml/2006/main" xmlns:w14="http://schemas.microsoft.com/office/word/2010/wordml" xmlns:w15="http://schemas.microsoft.com/office/word/2012/wordml" xmlns:w16cex="http://schemas.microsoft.com/office/word/2018/wordml/cex" xmlns:w16cid="http://schemas.microsoft.com/office/word/2016/wordml/cid" xmlns:w16="http://schemas.microsoft.com/office/word/2018/wordml" xmlns:w16se="http://schemas.microsoft.com/office/word/2015/wordml/symex" mc:Ignorable="w14 w15 w16se w16cid w16 w16cex">
+<w:styles xmlns:mc="http://schemas.openxmlformats.org/markup-compatibility/2006" xmlns:r="http://schemas.openxmlformats.org/officeDocument/2006/relationships" xmlns:w="http://schemas.openxmlformats.org/wordprocessingml/2006/main" xmlns:w14="http://schemas.microsoft.com/office/word/2010/wordml" xmlns:w15="http://schemas.microsoft.com/office/word/2012/wordml" xmlns:w16cex="http://schemas.microsoft.com/office/word/2018/wordml/cex" xmlns:w16cid="http://schemas.microsoft.com/office/word/2016/wordml/cid" xmlns:w16="http://schemas.microsoft.com/office/word/2018/wordml" xmlns:w16du="http://schemas.microsoft.com/office/word/2023/wordml/word16du" xmlns:w16sdtdh="http://schemas.microsoft.com/office/word/2020/wordml/sdtdatahash" xmlns:w16sdtfl="http://schemas.microsoft.com/office/word/2024/wordml/sdtformatlock" xmlns:w16se="http://schemas.microsoft.com/office/word/2015/wordml/symex" mc:Ignorable="w14 w15 w16se w16cid w16 w16cex w16sdtdh w16sdtfl w16du">
   <w:docDefaults>
     <w:rPrDefault>
       <w:rPr>
@@ -6598,7 +6677,7 @@
 </file>
 
 <file path=word/glossary/webSettings.xml><?xml version="1.0" encoding="utf-8"?>
-<w:webSettings xmlns:mc="http://schemas.openxmlformats.org/markup-compatibility/2006" xmlns:r="http://schemas.openxmlformats.org/officeDocument/2006/relationships" xmlns:w="http://schemas.openxmlformats.org/wordprocessingml/2006/main" xmlns:w14="http://schemas.microsoft.com/office/word/2010/wordml" xmlns:w15="http://schemas.microsoft.com/office/word/2012/wordml" xmlns:w16cex="http://schemas.microsoft.com/office/word/2018/wordml/cex" xmlns:w16cid="http://schemas.microsoft.com/office/word/2016/wordml/cid" xmlns:w16="http://schemas.microsoft.com/office/word/2018/wordml" xmlns:w16se="http://schemas.microsoft.com/office/word/2015/wordml/symex" mc:Ignorable="w14 w15 w16se w16cid w16 w16cex">
+<w:webSettings xmlns:mc="http://schemas.openxmlformats.org/markup-compatibility/2006" xmlns:r="http://schemas.openxmlformats.org/officeDocument/2006/relationships" xmlns:w="http://schemas.openxmlformats.org/wordprocessingml/2006/main" xmlns:w14="http://schemas.microsoft.com/office/word/2010/wordml" xmlns:w15="http://schemas.microsoft.com/office/word/2012/wordml" xmlns:w16cex="http://schemas.microsoft.com/office/word/2018/wordml/cex" xmlns:w16cid="http://schemas.microsoft.com/office/word/2016/wordml/cid" xmlns:w16="http://schemas.microsoft.com/office/word/2018/wordml" xmlns:w16du="http://schemas.microsoft.com/office/word/2023/wordml/word16du" xmlns:w16sdtdh="http://schemas.microsoft.com/office/word/2020/wordml/sdtdatahash" xmlns:w16sdtfl="http://schemas.microsoft.com/office/word/2024/wordml/sdtformatlock" xmlns:w16se="http://schemas.microsoft.com/office/word/2015/wordml/symex" mc:Ignorable="w14 w15 w16se w16cid w16 w16cex w16sdtdh w16sdtfl w16du">
   <w:optimizeForBrowser/>
   <w:allowPNG/>
 </w:webSettings>
